--- a/カメラ選定理由.docx
+++ b/カメラ選定理由.docx
@@ -188,11 +188,6 @@
       </w:r>
     </w:p>
     <w:p>
-      <w:pPr>
-        <w:rPr>
-          <w:rFonts w:hint="eastAsia"/>
-        </w:rPr>
-      </w:pPr>
       <w:r>
         <w:t>近距離でもアーム周辺の作業範囲を広く捉えられる</w:t>
       </w:r>
@@ -245,13 +240,7 @@
         </w:r>
       </w:hyperlink>
     </w:p>
-    <w:p>
-      <w:pPr>
-        <w:rPr>
-          <w:rFonts w:hint="eastAsia"/>
-        </w:rPr>
-      </w:pPr>
-    </w:p>
+    <w:p/>
     <w:tbl>
       <w:tblPr>
         <w:tblStyle w:val="ac"/>
@@ -562,6 +551,23 @@
     </w:tbl>
     <w:p>
       <w:r>
+        <w:rPr>
+          <w:rFonts w:hint="eastAsia"/>
+        </w:rPr>
+        <w:t>・</w:t>
+      </w:r>
+      <w:r>
+        <w:t>120°広角で手元の作業範囲をカバー</w:t>
+      </w:r>
+    </w:p>
+    <w:p>
+      <w:r>
+        <w:rPr>
+          <w:rFonts w:hint="eastAsia"/>
+        </w:rPr>
+        <w:t>・SO-101での実装がされていた</w:t>
+      </w:r>
+      <w:r>
         <w:br/>
       </w:r>
     </w:p>
@@ -597,13 +603,7 @@
         </w:r>
       </w:hyperlink>
     </w:p>
-    <w:p>
-      <w:pPr>
-        <w:rPr>
-          <w:rFonts w:hint="eastAsia"/>
-        </w:rPr>
-      </w:pPr>
-    </w:p>
+    <w:p/>
     <w:tbl>
       <w:tblPr>
         <w:tblStyle w:val="ac"/>
@@ -673,6 +673,49 @@
       </w:tr>
     </w:tbl>
     <w:p>
+      <w:r>
+        <w:rPr>
+          <w:rFonts w:hint="eastAsia"/>
+        </w:rPr>
+        <w:t>・</w:t>
+      </w:r>
+      <w:r>
+        <w:rPr>
+          <w:rFonts w:hint="eastAsia"/>
+        </w:rPr>
+        <w:t>フル</w:t>
+      </w:r>
+      <w:r>
+        <w:t>HD（1080p）で作業シーン全体を撮影できる</w:t>
+      </w:r>
+    </w:p>
+    <w:p>
+      <w:r>
+        <w:rPr>
+          <w:rFonts w:hint="eastAsia"/>
+        </w:rPr>
+        <w:t>・</w:t>
+      </w:r>
+      <w:r>
+        <w:t>Mac・Windows・Linuxで追加ドライバなしに動作</w:t>
+      </w:r>
+    </w:p>
+    <w:p>
+      <w:r>
+        <w:rPr>
+          <w:rFonts w:hint="eastAsia"/>
+        </w:rPr>
+        <w:lastRenderedPageBreak/>
+        <w:t>・</w:t>
+      </w:r>
+      <w:r>
+        <w:rPr>
+          <w:rFonts w:hint="eastAsia"/>
+        </w:rPr>
+        <w:t>固定焦点ではなくオートフォーカス対応で、設置距離の調整に融通が利く</w:t>
+      </w:r>
+    </w:p>
+    <w:p>
       <w:pPr>
         <w:rPr>
           <w:rFonts w:hint="eastAsia"/>
@@ -681,18 +724,17 @@
     </w:p>
     <w:p>
       <w:pPr>
+        <w:rPr>
+          <w:b/>
+          <w:bCs/>
+        </w:rPr>
+      </w:pPr>
+      <w:r>
         <w:rPr>
           <w:rFonts w:hint="eastAsia"/>
           <w:b/>
           <w:bCs/>
         </w:rPr>
-      </w:pPr>
-      <w:r>
-        <w:rPr>
-          <w:rFonts w:hint="eastAsia"/>
-          <w:b/>
-          <w:bCs/>
-        </w:rPr>
         <w:t>カメラアーム</w:t>
       </w:r>
     </w:p>
@@ -703,11 +745,7 @@
       </w:r>
       <w:proofErr w:type="spellEnd"/>
       <w:r>
-        <w:t xml:space="preserve"> カメラ アーム クランプ式 自由雲台付 360度＆180度回転可 MS05 | アルミ</w:t>
-      </w:r>
-      <w:r>
-        <w:lastRenderedPageBreak/>
-        <w:t>合金製 荷重3kgまで / デスクマウント式 / フレキシブル 長さ104.5cmまで / 俯瞰撮影/ネイル/書道/料理動画/お絵描き/編み物/手元撮影/WEB会議/ストロボ照明 等適用</w:t>
+        <w:t xml:space="preserve"> カメラ アーム クランプ式 自由雲台付 360度＆180度回転可 MS05 | アルミ合金製 荷重3kgまで / デスクマウント式 / フレキシブル 長さ104.5cmまで / 俯瞰撮影/ネイル/書道/料理動画/お絵描き/編み物/手元撮影/WEB会議/ストロボ照明 等適用</w:t>
       </w:r>
     </w:p>
     <w:p>
@@ -720,13 +758,7 @@
         </w:r>
       </w:hyperlink>
     </w:p>
-    <w:p>
-      <w:pPr>
-        <w:rPr>
-          <w:rFonts w:hint="eastAsia"/>
-        </w:rPr>
-      </w:pPr>
-    </w:p>
+    <w:p/>
     <w:tbl>
       <w:tblPr>
         <w:tblStyle w:val="ac"/>

--- a/カメラ選定理由.docx
+++ b/カメラ選定理由.docx
@@ -4,11 +4,43 @@
   <w:body>
     <w:p>
       <w:pPr>
+        <w:spacing w:after="40"/>
+      </w:pPr>
+      <w:r>
+        <w:rPr>
+          <w:rFonts w:ascii="Yu Gothic" w:eastAsia="Yu Gothic" w:hAnsi="Yu Gothic"/>
+          <w:b/>
+          <w:sz w:val="32"/>
+        </w:rPr>
+        <w:t>カメラ・周辺機材の選定について</w:t>
+      </w:r>
+    </w:p>
+    <w:p>
+      <w:pPr>
+        <w:spacing w:before="80" w:after="120"/>
+      </w:pPr>
+      <w:r>
+        <w:rPr>
+          <w:rFonts w:ascii="Yu Gothic" w:eastAsia="Yu Gothic" w:hAnsi="Yu Gothic"/>
+          <w:b/>
+          <w:sz w:val="26"/>
+        </w:rPr>
+        <w:t>1. 機器構成・選定理由</w:t>
+      </w:r>
+    </w:p>
+    <w:p>
+      <w:pPr>
         <w:pStyle w:val="2"/>
       </w:pPr>
       <w:r>
         <w:t>山村・嶺田</w:t>
       </w:r>
+      <w:r>
+        <w:rPr>
+          <w:rFonts w:hint="eastAsia"/>
+        </w:rPr>
+        <w:t>チーム</w:t>
+      </w:r>
     </w:p>
     <w:p>
       <w:pPr>
@@ -22,7 +54,22 @@
           <w:b/>
           <w:bCs/>
         </w:rPr>
-        <w:t>カメラ×２コ</w:t>
+        <w:t>カメラ</w:t>
+      </w:r>
+      <w:r>
+        <w:rPr>
+          <w:rFonts w:hint="eastAsia"/>
+          <w:b/>
+          <w:bCs/>
+        </w:rPr>
+        <w:t>（俯瞰用・手元用）</w:t>
+      </w:r>
+      <w:r>
+        <w:rPr>
+          <w:b/>
+          <w:bCs/>
+        </w:rPr>
+        <w:t>×２</w:t>
       </w:r>
     </w:p>
     <w:p>
@@ -164,54 +211,81 @@
       <w:r>
         <w:rPr>
           <w:rFonts w:hint="eastAsia"/>
+          <w:b/>
+        </w:rPr>
+        <w:t>選定理由</w:t>
+      </w:r>
+    </w:p>
+    <w:p>
+      <w:r>
+        <w:rPr>
+          <w:rFonts w:hint="eastAsia"/>
         </w:rPr>
         <w:t>・</w:t>
       </w:r>
       <w:r>
-        <w:t xml:space="preserve">UVC規格のプラグアンドプレイ </w:t>
-      </w:r>
-    </w:p>
-    <w:p>
-      <w:r>
-        <w:t>ドライバ不要で Raspberry Pi / Jetson Nano / SBC に接続でき、Windows・Linux・Mac すべてで動く。</w:t>
-      </w:r>
-    </w:p>
-    <w:p>
+        <w:t>Windows・Linux・Mac のいずれでも動作</w:t>
+      </w:r>
       <w:r>
         <w:rPr>
           <w:rFonts w:hint="eastAsia"/>
         </w:rPr>
+        <w:t>可能</w:t>
+      </w:r>
+      <w:r>
+        <w:rPr>
+          <w:rFonts w:hint="eastAsia"/>
+        </w:rPr>
+        <w:t>。</w:t>
+      </w:r>
+    </w:p>
+    <w:p>
+      <w:r>
+        <w:rPr>
+          <w:rFonts w:hint="eastAsia"/>
+        </w:rPr>
         <w:t>・</w:t>
       </w:r>
       <w:r>
         <w:t xml:space="preserve">130°の広角レンズ  </w:t>
       </w:r>
-    </w:p>
-    <w:p>
+      <w:r>
+        <w:rPr>
+          <w:rFonts w:hint="eastAsia"/>
+        </w:rPr>
+        <w:t>で</w:t>
+      </w:r>
       <w:r>
         <w:t>近距離でもアーム周辺の作業範囲を広く捉えられる</w:t>
       </w:r>
     </w:p>
     <w:p>
-      <w:pPr>
+      <w:r>
         <w:rPr>
           <w:rFonts w:hint="eastAsia"/>
         </w:rPr>
-      </w:pPr>
+        <w:t>・</w:t>
+      </w:r>
+      <w:r>
+        <w:t>Amazonレビューに、SO-101の模倣学習用途で購入し問題なく使用できたとの報告があり、動作実績のあるカメラとして選定</w:t>
+      </w:r>
+    </w:p>
+    <w:p>
       <w:r>
         <w:rPr>
           <w:rFonts w:hint="eastAsia"/>
         </w:rPr>
-        <w:t>・</w:t>
-      </w:r>
-      <w:r>
-        <w:t>Amazonレビューに、SO-101の模倣学習用途で購入し問題なく使用できたとの報告があり、動作実績のあるカメラとして選定</w:t>
-      </w:r>
-    </w:p>
-    <w:p>
-      <w:r>
-        <w:br/>
-      </w:r>
+        <w:t>・公式推奨のものより価格が抑えられている</w:t>
+      </w:r>
+    </w:p>
+    <w:p/>
+    <w:p>
+      <w:pPr>
+        <w:rPr>
+          <w:b/>
+          <w:bCs/>
+        </w:rPr>
+      </w:pPr>
       <w:r>
         <w:rPr>
           <w:b/>
@@ -361,6 +435,15 @@
       <w:r>
         <w:rPr>
           <w:rFonts w:hint="eastAsia"/>
+          <w:b/>
+        </w:rPr>
+        <w:t>選定理由</w:t>
+      </w:r>
+    </w:p>
+    <w:p>
+      <w:r>
+        <w:rPr>
+          <w:rFonts w:hint="eastAsia"/>
         </w:rPr>
         <w:t>・</w:t>
       </w:r>
@@ -370,6 +453,388 @@
         </w:rPr>
         <w:t>俯瞰カメラ用のカバー</w:t>
       </w:r>
+    </w:p>
+    <w:p>
+      <w:r>
+        <w:rPr>
+          <w:rFonts w:hint="eastAsia"/>
+        </w:rPr>
+        <w:t>・カメラ本体と同一メーカーの専用品で互換性がある</w:t>
+      </w:r>
+    </w:p>
+    <w:p/>
+    <w:p>
+      <w:pPr>
+        <w:spacing w:before="200" w:after="40"/>
+      </w:pPr>
+      <w:r>
+        <w:rPr>
+          <w:rFonts w:ascii="Yu Gothic" w:eastAsia="Yu Gothic" w:hAnsi="Yu Gothic"/>
+          <w:b/>
+        </w:rPr>
+        <w:t>CACENCAN M03 カメラアーム　※追加購入依頼</w:t>
+      </w:r>
+    </w:p>
+    <w:p>
+      <w:pPr>
+        <w:spacing w:after="60"/>
+        <w:rPr>
+          <w:rFonts w:ascii="Yu Gothic" w:eastAsia="Yu Gothic" w:hAnsi="Yu Gothic"/>
+          <w:color w:val="1155CC"/>
+          <w:sz w:val="19"/>
+        </w:rPr>
+      </w:pPr>
+      <w:hyperlink r:id="rId11" w:history="1">
+        <w:r>
+          <w:rPr>
+            <w:rStyle w:val="aa"/>
+            <w:rFonts w:ascii="Yu Gothic" w:eastAsia="Yu Gothic" w:hAnsi="Yu Gothic"/>
+            <w:sz w:val="19"/>
+          </w:rPr>
+          <w:t>https://amzn.asia/d/03CJTEXs</w:t>
+        </w:r>
+      </w:hyperlink>
+    </w:p>
+    <w:tbl>
+      <w:tblPr>
+        <w:tblStyle w:val="ac"/>
+        <w:tblW w:w="0" w:type="auto"/>
+        <w:tblLook w:val="04A0" w:firstRow="1" w:lastRow="0" w:firstColumn="1" w:lastColumn="0" w:noHBand="0" w:noVBand="1"/>
+      </w:tblPr>
+      <w:tblGrid>
+        <w:gridCol w:w="8494"/>
+      </w:tblGrid>
+      <w:tr>
+        <w:tc>
+          <w:tcPr>
+            <w:tcW w:w="8494" w:type="dxa"/>
+          </w:tcPr>
+          <w:p>
+            <w:pPr>
+              <w:spacing w:after="60"/>
+              <w:jc w:val="center"/>
+            </w:pPr>
+            <w:r>
+              <w:rPr>
+                <w:noProof/>
+              </w:rPr>
+              <w:drawing>
+                <wp:inline distT="0" distB="0" distL="0" distR="0" wp14:anchorId="2C24FD20" wp14:editId="22B87917">
+                  <wp:extent cx="1751270" cy="1728000"/>
+                  <wp:effectExtent l="0" t="0" r="0" b="5715"/>
+                  <wp:docPr id="1747959118" name="図 1"/>
+                  <wp:cNvGraphicFramePr>
+                    <a:graphicFrameLocks xmlns:a="http://schemas.openxmlformats.org/drawingml/2006/main" noChangeAspect="1"/>
+                  </wp:cNvGraphicFramePr>
+                  <a:graphic xmlns:a="http://schemas.openxmlformats.org/drawingml/2006/main">
+                    <a:graphicData uri="http://schemas.openxmlformats.org/drawingml/2006/picture">
+                      <pic:pic xmlns:pic="http://schemas.openxmlformats.org/drawingml/2006/picture">
+                        <pic:nvPicPr>
+                          <pic:cNvPr id="1747959118" name="図 1747959118"/>
+                          <pic:cNvPicPr/>
+                        </pic:nvPicPr>
+                        <pic:blipFill>
+                          <a:blip r:embed="rId12" cstate="print">
+                            <a:extLst>
+                              <a:ext uri="{28A0092B-C50C-407E-A947-70E740481C1C}">
+                                <a14:useLocalDpi xmlns:a14="http://schemas.microsoft.com/office/drawing/2010/main" val="0"/>
+                              </a:ext>
+                            </a:extLst>
+                          </a:blip>
+                          <a:stretch>
+                            <a:fillRect/>
+                          </a:stretch>
+                        </pic:blipFill>
+                        <pic:spPr>
+                          <a:xfrm>
+                            <a:off x="0" y="0"/>
+                            <a:ext cx="5400040" cy="5328285"/>
+                          </a:xfrm>
+                          <a:prstGeom prst="rect">
+                            <a:avLst/>
+                          </a:prstGeom>
+                        </pic:spPr>
+                      </pic:pic>
+                    </a:graphicData>
+                  </a:graphic>
+                </wp:inline>
+              </w:drawing>
+            </w:r>
+            <w:r>
+              <w:rPr>
+                <w:noProof/>
+              </w:rPr>
+              <w:drawing>
+                <wp:inline distT="0" distB="0" distL="0" distR="0" wp14:anchorId="42F3BBF2" wp14:editId="1B7E1021">
+                  <wp:extent cx="1294819" cy="1728000"/>
+                  <wp:effectExtent l="0" t="0" r="0" b="0"/>
+                  <wp:docPr id="992638303" name="図 2"/>
+                  <wp:cNvGraphicFramePr>
+                    <a:graphicFrameLocks xmlns:a="http://schemas.openxmlformats.org/drawingml/2006/main" noChangeAspect="1"/>
+                  </wp:cNvGraphicFramePr>
+                  <a:graphic xmlns:a="http://schemas.openxmlformats.org/drawingml/2006/main">
+                    <a:graphicData uri="http://schemas.openxmlformats.org/drawingml/2006/picture">
+                      <pic:pic xmlns:pic="http://schemas.openxmlformats.org/drawingml/2006/picture">
+                        <pic:nvPicPr>
+                          <pic:cNvPr id="992638303" name="図 992638303"/>
+                          <pic:cNvPicPr/>
+                        </pic:nvPicPr>
+                        <pic:blipFill>
+                          <a:blip r:embed="rId13">
+                            <a:extLst>
+                              <a:ext uri="{28A0092B-C50C-407E-A947-70E740481C1C}">
+                                <a14:useLocalDpi xmlns:a14="http://schemas.microsoft.com/office/drawing/2010/main" val="0"/>
+                              </a:ext>
+                            </a:extLst>
+                          </a:blip>
+                          <a:stretch>
+                            <a:fillRect/>
+                          </a:stretch>
+                        </pic:blipFill>
+                        <pic:spPr>
+                          <a:xfrm>
+                            <a:off x="0" y="0"/>
+                            <a:ext cx="5400040" cy="7206615"/>
+                          </a:xfrm>
+                          <a:prstGeom prst="rect">
+                            <a:avLst/>
+                          </a:prstGeom>
+                        </pic:spPr>
+                      </pic:pic>
+                    </a:graphicData>
+                  </a:graphic>
+                </wp:inline>
+              </w:drawing>
+            </w:r>
+          </w:p>
+        </w:tc>
+      </w:tr>
+    </w:tbl>
+    <w:p>
+      <w:pPr>
+        <w:spacing w:after="40"/>
+      </w:pPr>
+      <w:r>
+        <w:rPr>
+          <w:rFonts w:ascii="Yu Gothic" w:eastAsia="Yu Gothic" w:hAnsi="Yu Gothic"/>
+          <w:b/>
+        </w:rPr>
+        <w:t>選定理由</w:t>
+      </w:r>
+    </w:p>
+    <w:p>
+      <w:pPr>
+        <w:spacing w:after="40"/>
+        <w:rPr>
+          <w:rFonts w:ascii="Yu Gothic" w:eastAsia="Yu Gothic" w:hAnsi="Yu Gothic"/>
+        </w:rPr>
+      </w:pPr>
+      <w:r>
+        <w:rPr>
+          <w:rFonts w:ascii="Yu Gothic" w:eastAsia="Yu Gothic" w:hAnsi="Yu Gothic"/>
+        </w:rPr>
+        <w:t>・俯瞰カメラを作業台の上方に固定するために必要</w:t>
+      </w:r>
+    </w:p>
+    <w:p>
+      <w:pPr>
+        <w:spacing w:after="40"/>
+      </w:pPr>
+    </w:p>
+    <w:p>
+      <w:pPr>
+        <w:spacing w:before="200" w:after="40"/>
+      </w:pPr>
+      <w:r>
+        <w:rPr>
+          <w:rFonts w:ascii="Yu Gothic" w:eastAsia="Yu Gothic" w:hAnsi="Yu Gothic"/>
+          <w:b/>
+        </w:rPr>
+        <w:t>UGREEN USB3.0 延長ケーブル A 0.5m ×2 / 1m ×2　※追加購入依頼</w:t>
+      </w:r>
+    </w:p>
+    <w:p>
+      <w:pPr>
+        <w:spacing w:after="20"/>
+        <w:rPr>
+          <w:rFonts w:ascii="Yu Gothic" w:eastAsia="Yu Gothic" w:hAnsi="Yu Gothic"/>
+          <w:color w:val="1155CC"/>
+          <w:sz w:val="19"/>
+        </w:rPr>
+      </w:pPr>
+      <w:r>
+        <w:rPr>
+          <w:rFonts w:ascii="Yu Gothic" w:eastAsia="Yu Gothic" w:hAnsi="Yu Gothic"/>
+          <w:color w:val="1155CC"/>
+          <w:sz w:val="19"/>
+        </w:rPr>
+        <w:t>https://amzn.asia/d/01Y2M4mh　（0.5m）</w:t>
+      </w:r>
+      <w:r>
+        <w:rPr>
+          <w:rFonts w:ascii="Yu Gothic" w:eastAsia="Yu Gothic" w:hAnsi="Yu Gothic" w:hint="eastAsia"/>
+          <w:color w:val="1155CC"/>
+          <w:sz w:val="19"/>
+        </w:rPr>
+        <w:t xml:space="preserve">　／　</w:t>
+      </w:r>
+      <w:r>
+        <w:rPr>
+          <w:rFonts w:ascii="Yu Gothic" w:eastAsia="Yu Gothic" w:hAnsi="Yu Gothic"/>
+          <w:color w:val="1155CC"/>
+          <w:sz w:val="19"/>
+        </w:rPr>
+        <w:t>https://amzn.asia/d/067sKnYy　（1m）</w:t>
+      </w:r>
+    </w:p>
+    <w:tbl>
+      <w:tblPr>
+        <w:tblStyle w:val="ac"/>
+        <w:tblW w:w="0" w:type="auto"/>
+        <w:tblLook w:val="04A0" w:firstRow="1" w:lastRow="0" w:firstColumn="1" w:lastColumn="0" w:noHBand="0" w:noVBand="1"/>
+      </w:tblPr>
+      <w:tblGrid>
+        <w:gridCol w:w="8494"/>
+      </w:tblGrid>
+      <w:tr>
+        <w:tc>
+          <w:tcPr>
+            <w:tcW w:w="8494" w:type="dxa"/>
+          </w:tcPr>
+          <w:p>
+            <w:pPr>
+              <w:spacing w:after="60"/>
+              <w:jc w:val="center"/>
+            </w:pPr>
+            <w:r>
+              <w:rPr>
+                <w:noProof/>
+              </w:rPr>
+              <w:lastRenderedPageBreak/>
+              <w:drawing>
+                <wp:inline distT="0" distB="0" distL="0" distR="0" wp14:anchorId="2E917918" wp14:editId="5BC4A9F1">
+                  <wp:extent cx="1438382" cy="1436522"/>
+                  <wp:effectExtent l="0" t="0" r="0" b="0"/>
+                  <wp:docPr id="303769327" name="図 3"/>
+                  <wp:cNvGraphicFramePr>
+                    <a:graphicFrameLocks xmlns:a="http://schemas.openxmlformats.org/drawingml/2006/main" noChangeAspect="1"/>
+                  </wp:cNvGraphicFramePr>
+                  <a:graphic xmlns:a="http://schemas.openxmlformats.org/drawingml/2006/main">
+                    <a:graphicData uri="http://schemas.openxmlformats.org/drawingml/2006/picture">
+                      <pic:pic xmlns:pic="http://schemas.openxmlformats.org/drawingml/2006/picture">
+                        <pic:nvPicPr>
+                          <pic:cNvPr id="303769327" name="図 303769327"/>
+                          <pic:cNvPicPr/>
+                        </pic:nvPicPr>
+                        <pic:blipFill>
+                          <a:blip r:embed="rId14" cstate="print">
+                            <a:extLst>
+                              <a:ext uri="{28A0092B-C50C-407E-A947-70E740481C1C}">
+                                <a14:useLocalDpi xmlns:a14="http://schemas.microsoft.com/office/drawing/2010/main" val="0"/>
+                              </a:ext>
+                            </a:extLst>
+                          </a:blip>
+                          <a:stretch>
+                            <a:fillRect/>
+                          </a:stretch>
+                        </pic:blipFill>
+                        <pic:spPr>
+                          <a:xfrm>
+                            <a:off x="0" y="0"/>
+                            <a:ext cx="4570362" cy="4564452"/>
+                          </a:xfrm>
+                          <a:prstGeom prst="rect">
+                            <a:avLst/>
+                          </a:prstGeom>
+                        </pic:spPr>
+                      </pic:pic>
+                    </a:graphicData>
+                  </a:graphic>
+                </wp:inline>
+              </w:drawing>
+            </w:r>
+            <w:r>
+              <w:rPr>
+                <w:rFonts w:ascii="Yu Gothic" w:eastAsia="Yu Gothic" w:hAnsi="Yu Gothic"/>
+                <w:noProof/>
+                <w:color w:val="1155CC"/>
+                <w:sz w:val="19"/>
+              </w:rPr>
+              <w:drawing>
+                <wp:inline distT="0" distB="0" distL="0" distR="0" wp14:anchorId="413FCD75" wp14:editId="08F74A44">
+                  <wp:extent cx="1160979" cy="1546653"/>
+                  <wp:effectExtent l="0" t="0" r="0" b="3175"/>
+                  <wp:docPr id="661136477" name="図 1"/>
+                  <wp:cNvGraphicFramePr>
+                    <a:graphicFrameLocks xmlns:a="http://schemas.openxmlformats.org/drawingml/2006/main" noChangeAspect="1"/>
+                  </wp:cNvGraphicFramePr>
+                  <a:graphic xmlns:a="http://schemas.openxmlformats.org/drawingml/2006/main">
+                    <a:graphicData uri="http://schemas.openxmlformats.org/drawingml/2006/picture">
+                      <pic:pic xmlns:pic="http://schemas.openxmlformats.org/drawingml/2006/picture">
+                        <pic:nvPicPr>
+                          <pic:cNvPr id="661136477" name=""/>
+                          <pic:cNvPicPr/>
+                        </pic:nvPicPr>
+                        <pic:blipFill>
+                          <a:blip r:embed="rId15"/>
+                          <a:stretch>
+                            <a:fillRect/>
+                          </a:stretch>
+                        </pic:blipFill>
+                        <pic:spPr>
+                          <a:xfrm>
+                            <a:off x="0" y="0"/>
+                            <a:ext cx="1174057" cy="1564075"/>
+                          </a:xfrm>
+                          <a:prstGeom prst="rect">
+                            <a:avLst/>
+                          </a:prstGeom>
+                        </pic:spPr>
+                      </pic:pic>
+                    </a:graphicData>
+                  </a:graphic>
+                </wp:inline>
+              </w:drawing>
+            </w:r>
+          </w:p>
+        </w:tc>
+      </w:tr>
+    </w:tbl>
+    <w:p>
+      <w:pPr>
+        <w:spacing w:after="40"/>
+      </w:pPr>
+      <w:r>
+        <w:rPr>
+          <w:rFonts w:ascii="Yu Gothic" w:eastAsia="Yu Gothic" w:hAnsi="Yu Gothic"/>
+          <w:b/>
+        </w:rPr>
+        <w:t>選定理由</w:t>
+      </w:r>
+    </w:p>
+    <w:p>
+      <w:pPr>
+        <w:spacing w:after="40"/>
+      </w:pPr>
+      <w:r>
+        <w:rPr>
+          <w:rFonts w:ascii="Yu Gothic" w:eastAsia="Yu Gothic" w:hAnsi="Yu Gothic"/>
+        </w:rPr>
+        <w:t>・カメラ付属のケーブルでは、俯瞰位置に設置したカメラからPCまでの距離が不足するため</w:t>
+      </w:r>
+    </w:p>
+    <w:p>
+      <w:pPr>
+        <w:spacing w:after="40"/>
+      </w:pPr>
+      <w:r>
+        <w:rPr>
+          <w:rFonts w:ascii="Yu Gothic" w:eastAsia="Yu Gothic" w:hAnsi="Yu Gothic"/>
+        </w:rPr>
+        <w:t>・設置位置に応じて長さを使い分けられるよう、0.5mと1mの2種類を用意</w:t>
+      </w:r>
+    </w:p>
+    <w:p>
       <w:r>
         <w:br w:type="page"/>
       </w:r>
@@ -384,7 +849,13 @@
         <w:rPr>
           <w:rFonts w:hint="eastAsia"/>
         </w:rPr>
-        <w:t>高森・三好</w:t>
+        <w:t>高森・三善</w:t>
+      </w:r>
+      <w:r>
+        <w:rPr>
+          <w:rFonts w:hint="eastAsia"/>
+        </w:rPr>
+        <w:t>チーム</w:t>
       </w:r>
     </w:p>
     <w:p>
@@ -424,7 +895,7 @@
       </w:r>
     </w:p>
     <w:p>
-      <w:hyperlink r:id="rId11" w:history="1">
+      <w:hyperlink r:id="rId16" w:history="1">
         <w:r>
           <w:rPr>
             <w:rStyle w:val="aa"/>
@@ -473,7 +944,7 @@
                           <pic:cNvPicPr/>
                         </pic:nvPicPr>
                         <pic:blipFill>
-                          <a:blip r:embed="rId12" cstate="print">
+                          <a:blip r:embed="rId17" cstate="print">
                             <a:extLst>
                               <a:ext uri="{28A0092B-C50C-407E-A947-70E740481C1C}">
                                 <a14:useLocalDpi xmlns:a14="http://schemas.microsoft.com/office/drawing/2010/main" val="0"/>
@@ -519,7 +990,7 @@
                           <pic:cNvPicPr/>
                         </pic:nvPicPr>
                         <pic:blipFill>
-                          <a:blip r:embed="rId13" cstate="print">
+                          <a:blip r:embed="rId18" cstate="print">
                             <a:extLst>
                               <a:ext uri="{28A0092B-C50C-407E-A947-70E740481C1C}">
                                 <a14:useLocalDpi xmlns:a14="http://schemas.microsoft.com/office/drawing/2010/main" val="0"/>
@@ -553,6 +1024,15 @@
       <w:r>
         <w:rPr>
           <w:rFonts w:hint="eastAsia"/>
+          <w:b/>
+        </w:rPr>
+        <w:t>選定理由</w:t>
+      </w:r>
+    </w:p>
+    <w:p>
+      <w:r>
+        <w:rPr>
+          <w:rFonts w:hint="eastAsia"/>
         </w:rPr>
         <w:t>・</w:t>
       </w:r>
@@ -565,36 +1045,34 @@
         <w:rPr>
           <w:rFonts w:hint="eastAsia"/>
         </w:rPr>
-        <w:t>・SO-101での実装がされていた</w:t>
+        <w:t>・SO-101での実装事例があった</w:t>
+      </w:r>
+    </w:p>
+    <w:p/>
+    <w:p>
+      <w:pPr>
+        <w:rPr>
+          <w:b/>
+          <w:bCs/>
+        </w:rPr>
+      </w:pPr>
+      <w:r>
+        <w:rPr>
+          <w:rFonts w:hint="eastAsia"/>
+          <w:b/>
+          <w:bCs/>
+        </w:rPr>
+        <w:t>俯瞰カメラ</w:t>
+      </w:r>
+    </w:p>
+    <w:p>
+      <w:r>
+        <w:t>C920n HD Pro ウェブカメラ</w:t>
       </w:r>
       <w:r>
         <w:br/>
       </w:r>
-    </w:p>
-    <w:p>
-      <w:pPr>
-        <w:rPr>
-          <w:b/>
-          <w:bCs/>
-        </w:rPr>
-      </w:pPr>
-      <w:r>
-        <w:rPr>
-          <w:rFonts w:hint="eastAsia"/>
-          <w:b/>
-          <w:bCs/>
-        </w:rPr>
-        <w:t>俯瞰カメラ</w:t>
-      </w:r>
-    </w:p>
-    <w:p>
-      <w:r>
-        <w:t>C920n HD Pro ウェブカメラ</w:t>
-      </w:r>
-      <w:r>
-        <w:br/>
-      </w:r>
-      <w:hyperlink r:id="rId14" w:history="1">
+      <w:hyperlink r:id="rId19" w:history="1">
         <w:r>
           <w:rPr>
             <w:rStyle w:val="aa"/>
@@ -642,7 +1120,7 @@
                           <pic:cNvPicPr/>
                         </pic:nvPicPr>
                         <pic:blipFill>
-                          <a:blip r:embed="rId15" cstate="print">
+                          <a:blip r:embed="rId20" cstate="print">
                             <a:extLst>
                               <a:ext uri="{28A0092B-C50C-407E-A947-70E740481C1C}">
                                 <a14:useLocalDpi xmlns:a14="http://schemas.microsoft.com/office/drawing/2010/main" val="0"/>
@@ -673,20 +1151,26 @@
       </w:tr>
     </w:tbl>
     <w:p>
+      <w:pPr>
+        <w:rPr>
+          <w:b/>
+        </w:rPr>
+      </w:pPr>
       <w:r>
         <w:rPr>
           <w:rFonts w:hint="eastAsia"/>
-        </w:rPr>
-        <w:t>・</w:t>
-      </w:r>
+          <w:b/>
+        </w:rPr>
+        <w:t>選定理由</w:t>
+      </w:r>
+    </w:p>
+    <w:p>
       <w:r>
         <w:rPr>
           <w:rFonts w:hint="eastAsia"/>
         </w:rPr>
-        <w:t>フル</w:t>
-      </w:r>
-      <w:r>
-        <w:t>HD（1080p）で作業シーン全体を撮影できる</w:t>
+        <w:lastRenderedPageBreak/>
+        <w:t>・フルHD（1080p）で作業シーン全体を撮影できる</w:t>
       </w:r>
     </w:p>
     <w:p>
@@ -694,47 +1178,23 @@
         <w:rPr>
           <w:rFonts w:hint="eastAsia"/>
         </w:rPr>
-        <w:t>・</w:t>
-      </w:r>
-      <w:r>
-        <w:t>Mac・Windows・Linuxで追加ドライバなしに動作</w:t>
-      </w:r>
-    </w:p>
-    <w:p>
+        <w:t>・オートフォーカス対応で、設置距離に合わせた調整がしやすい</w:t>
+      </w:r>
+    </w:p>
+    <w:p/>
+    <w:p>
+      <w:pPr>
+        <w:rPr>
+          <w:b/>
+          <w:bCs/>
+        </w:rPr>
+      </w:pPr>
       <w:r>
         <w:rPr>
           <w:rFonts w:hint="eastAsia"/>
-        </w:rPr>
-        <w:lastRenderedPageBreak/>
-        <w:t>・</w:t>
-      </w:r>
-      <w:r>
-        <w:rPr>
-          <w:rFonts w:hint="eastAsia"/>
-        </w:rPr>
-        <w:t>固定焦点ではなくオートフォーカス対応で、設置距離の調整に融通が利く</w:t>
-      </w:r>
-    </w:p>
-    <w:p>
-      <w:pPr>
-        <w:rPr>
-          <w:rFonts w:hint="eastAsia"/>
-        </w:rPr>
-      </w:pPr>
-    </w:p>
-    <w:p>
-      <w:pPr>
-        <w:rPr>
           <w:b/>
           <w:bCs/>
         </w:rPr>
-      </w:pPr>
-      <w:r>
-        <w:rPr>
-          <w:rFonts w:hint="eastAsia"/>
-          <w:b/>
-          <w:bCs/>
-        </w:rPr>
         <w:t>カメラアーム</w:t>
       </w:r>
     </w:p>
@@ -749,7 +1209,7 @@
       </w:r>
     </w:p>
     <w:p>
-      <w:hyperlink r:id="rId16" w:history="1">
+      <w:hyperlink r:id="rId21" w:history="1">
         <w:r>
           <w:rPr>
             <w:rStyle w:val="aa"/>
@@ -798,7 +1258,7 @@
                           <pic:cNvPicPr/>
                         </pic:nvPicPr>
                         <pic:blipFill>
-                          <a:blip r:embed="rId17" cstate="print">
+                          <a:blip r:embed="rId22" cstate="print">
                             <a:extLst>
                               <a:ext uri="{28A0092B-C50C-407E-A947-70E740481C1C}">
                                 <a14:useLocalDpi xmlns:a14="http://schemas.microsoft.com/office/drawing/2010/main" val="0"/>
@@ -844,7 +1304,7 @@
                           <pic:cNvPicPr/>
                         </pic:nvPicPr>
                         <pic:blipFill>
-                          <a:blip r:embed="rId18" cstate="print">
+                          <a:blip r:embed="rId23" cstate="print">
                             <a:extLst>
                               <a:ext uri="{28A0092B-C50C-407E-A947-70E740481C1C}">
                                 <a14:useLocalDpi xmlns:a14="http://schemas.microsoft.com/office/drawing/2010/main" val="0"/>
@@ -874,13 +1334,320 @@
         </w:tc>
       </w:tr>
     </w:tbl>
-    <w:p/>
-    <w:p>
-      <w:pPr>
+    <w:p>
+      <w:r>
         <w:rPr>
           <w:rFonts w:hint="eastAsia"/>
-        </w:rPr>
-      </w:pPr>
+          <w:b/>
+        </w:rPr>
+        <w:t>選定理由</w:t>
+      </w:r>
+    </w:p>
+    <w:p>
+      <w:r>
+        <w:rPr>
+          <w:rFonts w:hint="eastAsia"/>
+        </w:rPr>
+        <w:t>・クランプ式でデスクに固定でき、俯瞰位置にカメラを設置できる</w:t>
+      </w:r>
+    </w:p>
+    <w:p>
+      <w:r>
+        <w:rPr>
+          <w:rFonts w:hint="eastAsia"/>
+        </w:rPr>
+        <w:t>・最大104.5cmのフレキシブルアームで、アーム全体と対象物が収まる高さを確保できる</w:t>
+      </w:r>
+    </w:p>
+    <w:p>
+      <w:pPr>
+        <w:spacing w:before="360" w:after="120"/>
+      </w:pPr>
+      <w:r>
+        <w:rPr>
+          <w:rFonts w:ascii="Yu Gothic" w:eastAsia="Yu Gothic" w:hAnsi="Yu Gothic"/>
+          <w:b/>
+          <w:sz w:val="26"/>
+        </w:rPr>
+        <w:t>2. 使用方法</w:t>
+      </w:r>
+    </w:p>
+    <w:p>
+      <w:pPr>
+        <w:spacing w:before="80" w:after="60"/>
+      </w:pPr>
+      <w:r>
+        <w:rPr>
+          <w:rFonts w:ascii="Yu Gothic" w:eastAsia="Yu Gothic" w:hAnsi="Yu Gothic"/>
+          <w:b/>
+          <w:sz w:val="22"/>
+        </w:rPr>
+        <w:t>カメラの役割</w:t>
+      </w:r>
+    </w:p>
+    <w:p>
+      <w:pPr>
+        <w:spacing w:after="40"/>
+      </w:pPr>
+      <w:r>
+        <w:rPr>
+          <w:rFonts w:ascii="Yu Gothic" w:eastAsia="Yu Gothic" w:hAnsi="Yu Gothic"/>
+        </w:rPr>
+        <w:t>・手元カメラ：アーム先端（グリッパー付近）に設置し、把持対象との位置関係を近距離で撮影する</w:t>
+      </w:r>
+    </w:p>
+    <w:p>
+      <w:pPr>
+        <w:spacing w:after="40"/>
+      </w:pPr>
+      <w:r>
+        <w:rPr>
+          <w:rFonts w:ascii="Yu Gothic" w:eastAsia="Yu Gothic" w:hAnsi="Yu Gothic"/>
+        </w:rPr>
+        <w:t>・俯瞰カメラ：作業台の上方にカメラアームで固定し、フォロワーアーム全体・操作対象・目的地を撮影する</w:t>
+      </w:r>
+    </w:p>
+    <w:p>
+      <w:pPr>
+        <w:spacing w:before="200" w:after="60"/>
+      </w:pPr>
+      <w:r>
+        <w:rPr>
+          <w:rFonts w:ascii="Yu Gothic" w:eastAsia="Yu Gothic" w:hAnsi="Yu Gothic"/>
+          <w:b/>
+          <w:sz w:val="22"/>
+        </w:rPr>
+        <w:t>接続構成</w:t>
+      </w:r>
+    </w:p>
+    <w:p>
+      <w:pPr>
+        <w:spacing w:after="80"/>
+      </w:pPr>
+      <w:r>
+        <w:rPr>
+          <w:rFonts w:ascii="Yu Gothic" w:eastAsia="Yu Gothic" w:hAnsi="Yu Gothic"/>
+        </w:rPr>
+        <w:t>各カメラはUSB延長ケーブルを介してPCのUSBポートへ個別に接続</w:t>
+      </w:r>
+      <w:r>
+        <w:rPr>
+          <w:rFonts w:ascii="Yu Gothic" w:eastAsia="Yu Gothic" w:hAnsi="Yu Gothic" w:hint="eastAsia"/>
+        </w:rPr>
+        <w:t>する</w:t>
+      </w:r>
+      <w:r>
+        <w:rPr>
+          <w:rFonts w:ascii="Yu Gothic" w:eastAsia="Yu Gothic" w:hAnsi="Yu Gothic"/>
+        </w:rPr>
+        <w:t>。</w:t>
+      </w:r>
+    </w:p>
+    <w:p>
+      <w:pPr>
+        <w:spacing w:before="360" w:after="120"/>
+        <w:rPr>
+          <w:rFonts w:ascii="Yu Gothic" w:eastAsia="Yu Gothic" w:hAnsi="Yu Gothic"/>
+          <w:b/>
+          <w:sz w:val="26"/>
+        </w:rPr>
+      </w:pPr>
+      <w:r>
+        <w:rPr>
+          <w:rFonts w:ascii="Yu Gothic" w:eastAsia="Yu Gothic" w:hAnsi="Yu Gothic"/>
+          <w:b/>
+          <w:sz w:val="26"/>
+        </w:rPr>
+        <w:t>3. 参考にしたサイト</w:t>
+      </w:r>
+    </w:p>
+    <w:p>
+      <w:pPr>
+        <w:spacing w:before="80" w:after="20"/>
+      </w:pPr>
+      <w:r>
+        <w:rPr>
+          <w:rFonts w:ascii="Yu Gothic" w:eastAsia="Yu Gothic" w:hAnsi="Yu Gothic"/>
+          <w:b/>
+        </w:rPr>
+        <w:lastRenderedPageBreak/>
+        <w:t>【失敗しない】SO-101 ARMのセットアップ｜LAplust Tech Blog</w:t>
+      </w:r>
+    </w:p>
+    <w:p>
+      <w:pPr>
+        <w:spacing w:after="20"/>
+      </w:pPr>
+      <w:r>
+        <w:rPr>
+          <w:rFonts w:ascii="Yu Gothic" w:eastAsia="Yu Gothic" w:hAnsi="Yu Gothic"/>
+          <w:color w:val="1155CC"/>
+          <w:sz w:val="19"/>
+        </w:rPr>
+        <w:t>https://note.com/laplust/n/n1ce78dcea58b</w:t>
+      </w:r>
+    </w:p>
+    <w:p>
+      <w:pPr>
+        <w:spacing w:after="120"/>
+        <w:ind w:left="170"/>
+      </w:pPr>
+      <w:r>
+        <w:rPr>
+          <w:rFonts w:ascii="Yu Gothic" w:eastAsia="Yu Gothic" w:hAnsi="Yu Gothic"/>
+          <w:sz w:val="19"/>
+        </w:rPr>
+        <w:t>SO-101の組み立て手順とキャリブレーションの解説。グリッパー可動部を先にネジ止めするとカメラ用と思われるパーツが取り付けられなくなる点の指摘があり、カメラ取り付け位置の検討に参照。</w:t>
+      </w:r>
+    </w:p>
+    <w:p>
+      <w:pPr>
+        <w:spacing w:before="80" w:after="20"/>
+      </w:pPr>
+      <w:r>
+        <w:rPr>
+          <w:rFonts w:ascii="Yu Gothic" w:eastAsia="Yu Gothic" w:hAnsi="Yu Gothic"/>
+          <w:b/>
+        </w:rPr>
+        <w:t>SO-101 入門</w:t>
+      </w:r>
+    </w:p>
+    <w:p>
+      <w:pPr>
+        <w:spacing w:after="20"/>
+      </w:pPr>
+      <w:r>
+        <w:rPr>
+          <w:rFonts w:ascii="Yu Gothic" w:eastAsia="Yu Gothic" w:hAnsi="Yu Gothic"/>
+          <w:color w:val="1155CC"/>
+          <w:sz w:val="19"/>
+        </w:rPr>
+        <w:t>https://note.com/npaka/n/n8424d322ebd4</w:t>
+      </w:r>
+    </w:p>
+    <w:p>
+      <w:pPr>
+        <w:spacing w:after="120"/>
+        <w:ind w:left="170"/>
+      </w:pPr>
+      <w:r>
+        <w:rPr>
+          <w:rFonts w:ascii="Yu Gothic" w:eastAsia="Yu Gothic" w:hAnsi="Yu Gothic"/>
+          <w:sz w:val="19"/>
+        </w:rPr>
+        <w:t>SO-101の組み立て・モーター設定・配線手順の解説。機器全体の構成を把握するために参照。</w:t>
+      </w:r>
+    </w:p>
+    <w:p>
+      <w:pPr>
+        <w:spacing w:before="80" w:after="20"/>
+      </w:pPr>
+      <w:r>
+        <w:rPr>
+          <w:rFonts w:ascii="Yu Gothic" w:eastAsia="Yu Gothic" w:hAnsi="Yu Gothic"/>
+          <w:b/>
+        </w:rPr>
+        <w:t>LeRobotによるSO-ARM100およびSO-ARM101ロボットアーム入門｜Seeed Studio Wiki</w:t>
+      </w:r>
+    </w:p>
+    <w:p>
+      <w:pPr>
+        <w:spacing w:after="20"/>
+      </w:pPr>
+      <w:hyperlink r:id="rId24" w:anchor="add-cameras" w:history="1">
+        <w:r>
+          <w:rPr>
+            <w:rStyle w:val="aa"/>
+            <w:rFonts w:ascii="Yu Gothic" w:eastAsia="Yu Gothic" w:hAnsi="Yu Gothic"/>
+            <w:sz w:val="19"/>
+          </w:rPr>
+          <w:t>https://wiki.seeedstudio.com/ja/lerobot_so100m_new/</w:t>
+        </w:r>
+      </w:hyperlink>
+    </w:p>
+    <w:p>
+      <w:pPr>
+        <w:spacing w:after="120"/>
+        <w:ind w:left="170"/>
+        <w:rPr>
+          <w:rFonts w:ascii="Yu Gothic" w:eastAsia="Yu Gothic" w:hAnsi="Yu Gothic"/>
+          <w:sz w:val="19"/>
+        </w:rPr>
+      </w:pPr>
+      <w:proofErr w:type="spellStart"/>
+      <w:r>
+        <w:rPr>
+          <w:rFonts w:ascii="Yu Gothic" w:eastAsia="Yu Gothic" w:hAnsi="Yu Gothic"/>
+          <w:sz w:val="19"/>
+        </w:rPr>
+        <w:t>LeRobot</w:t>
+      </w:r>
+      <w:proofErr w:type="spellEnd"/>
+      <w:r>
+        <w:rPr>
+          <w:rFonts w:ascii="Yu Gothic" w:eastAsia="Yu Gothic" w:hAnsi="Yu Gothic"/>
+          <w:sz w:val="19"/>
+        </w:rPr>
+        <w:t>の公式ドキュメント。OpenCV対応の一般的なUSBカメラが使用可能であること、USBカメラは最大3台まで対応すること解像度は640×480を推奨すること、データ収集時はカメラを固定し対象物を映すことなどを確認。</w:t>
+      </w:r>
+    </w:p>
+    <w:p>
+      <w:pPr>
+        <w:spacing w:before="80" w:after="20"/>
+      </w:pPr>
+      <w:r>
+        <w:rPr>
+          <w:rFonts w:ascii="Yu Gothic" w:eastAsia="Yu Gothic" w:hAnsi="Yu Gothic"/>
+          <w:b/>
+        </w:rPr>
+        <w:t>ロボットアームSO101の組み立て、モーターとカメラの接続、キャリブレーション｜風景太郎</w:t>
+      </w:r>
+    </w:p>
+    <w:p>
+      <w:pPr>
+        <w:spacing w:after="20"/>
+      </w:pPr>
+      <w:r>
+        <w:rPr>
+          <w:rFonts w:ascii="Yu Gothic" w:eastAsia="Yu Gothic" w:hAnsi="Yu Gothic"/>
+          <w:color w:val="1155CC"/>
+          <w:u w:val="single"/>
+        </w:rPr>
+        <w:t>https://note.com/fuukeitaro/n/ne95eb956958b</w:t>
+      </w:r>
+    </w:p>
+    <w:p>
+      <w:pPr>
+        <w:spacing w:after="120"/>
+        <w:ind w:left="170"/>
+        <w:rPr>
+          <w:rFonts w:ascii="Yu Gothic" w:eastAsia="Yu Gothic" w:hAnsi="Yu Gothic"/>
+          <w:sz w:val="19"/>
+        </w:rPr>
+      </w:pPr>
+      <w:r>
+        <w:rPr>
+          <w:rFonts w:ascii="Yu Gothic" w:eastAsia="Yu Gothic" w:hAnsi="Yu Gothic"/>
+          <w:sz w:val="19"/>
+        </w:rPr>
+        <w:t>SO-101の組み立てからカメラ接続・キャリブレーションまでの実践記録。リスト部に</w:t>
+      </w:r>
+      <w:proofErr w:type="spellStart"/>
+      <w:r>
+        <w:rPr>
+          <w:rFonts w:ascii="Yu Gothic" w:eastAsia="Yu Gothic" w:hAnsi="Yu Gothic"/>
+          <w:sz w:val="19"/>
+        </w:rPr>
+        <w:t>InnoMaker</w:t>
+      </w:r>
+      <w:proofErr w:type="spellEnd"/>
+      <w:r>
+        <w:rPr>
+          <w:rFonts w:ascii="Yu Gothic" w:eastAsia="Yu Gothic" w:hAnsi="Yu Gothic"/>
+          <w:sz w:val="19"/>
+        </w:rPr>
+        <w:t xml:space="preserve"> 1080P USB2.0 UVCカメラ（130°広角）を使用した事例が示されており、採用機種の動作実績として参照。カメラ3台が640×480・30fpsで検出されていること、USBポート数が不足する場合にUSBハブが必要になることも確認。</w:t>
+      </w:r>
     </w:p>
     <w:sectPr>
       <w:pgSz w:w="11906" w:h="16838"/>
@@ -1409,6 +2176,7 @@
   <w:style w:type="paragraph" w:default="1" w:styleId="a">
     <w:name w:val="Normal"/>
     <w:qFormat/>
+    <w:rsid w:val="00457937"/>
     <w:pPr>
       <w:widowControl w:val="0"/>
     </w:pPr>
